--- a/templates/safe-agreement.docx
+++ b/templates/safe-agreement.docx
@@ -1923,6 +1923,7 @@
               <w:rPr>
                 <w:rtl w:val="0"/>
               </w:rPr>
+              <w:t xml:space="preserve">{{s16}}</w:t>
             </w:r>
           </w:p>
         </w:tc>
@@ -2060,6 +2061,7 @@
               <w:rPr>
                 <w:rtl w:val="0"/>
               </w:rPr>
+              <w:t xml:space="preserve">{{s17}}</w:t>
             </w:r>
           </w:p>
         </w:tc>
@@ -2211,6 +2213,7 @@
               <w:rPr>
                 <w:rtl w:val="0"/>
               </w:rPr>
+              <w:t xml:space="preserve">{{s18}}</w:t>
             </w:r>
           </w:p>
         </w:tc>
@@ -2267,6 +2270,7 @@
               <w:rPr>
                 <w:rtl w:val="0"/>
               </w:rPr>
+              <w:t xml:space="preserve">{{s19}}</w:t>
             </w:r>
           </w:p>
         </w:tc>
@@ -3084,6 +3088,7 @@
               <w:rPr>
                 <w:rtl w:val="0"/>
               </w:rPr>
+              <w:t xml:space="preserve">{{s20}}</w:t>
             </w:r>
           </w:p>
         </w:tc>
@@ -3221,6 +3226,7 @@
               <w:rPr>
                 <w:rtl w:val="0"/>
               </w:rPr>
+              <w:t xml:space="preserve">{{s21}}</w:t>
             </w:r>
           </w:p>
         </w:tc>
@@ -3372,6 +3378,7 @@
               <w:rPr>
                 <w:rtl w:val="0"/>
               </w:rPr>
+              <w:t xml:space="preserve">{{s22}}</w:t>
             </w:r>
           </w:p>
         </w:tc>
@@ -3428,6 +3435,7 @@
               <w:rPr>
                 <w:rtl w:val="0"/>
               </w:rPr>
+              <w:t xml:space="preserve">{{s23}}</w:t>
             </w:r>
           </w:p>
         </w:tc>

--- a/templates/safe-agreement.docx
+++ b/templates/safe-agreement.docx
@@ -6836,7 +6836,7 @@
           <w:highlight w:val="yellow"/>
           <w:rtl w:val="0"/>
         </w:rPr>
-        <w:t xml:space="preserve">[*]</w:t>
+        <w:t xml:space="preserve">{{s26}}</w:t>
       </w:r>
       <w:r>
         <w:rPr>
@@ -7357,7 +7357,7 @@
         <w:rPr>
           <w:rtl w:val="0"/>
         </w:rPr>
-        <w:t xml:space="preserve">② 경업금지의무자는 회사를 퇴사한 날로부터 [2]년의 기간 동안 투자자 및 회사의 동의 없이는 회사의 영업부류와 동일 또는 유사한 영업부류의 기업의 무한책임사원, 이사, 피용자가 될 수 없다. </w:t>
+        <w:t xml:space="preserve">② 경업금지의무자는 회사를 퇴사한 날로부터 {{s24}}년의 기간 동안 투자자 및 회사의 동의 없이는 회사의 영업부류와 동일 또는 유사한 영업부류의 기업의 무한책임사원, 이사, 피용자가 될 수 없다. </w:t>
       </w:r>
     </w:p>
     <w:p>
@@ -7385,7 +7385,7 @@
         <w:rPr>
           <w:rtl w:val="0"/>
         </w:rPr>
-        <w:t xml:space="preserve">경업금지의무자는 회사에 재직하는 기간 동안 및 회사를 퇴사한 날로부터 [2]년의 기간 동안 투자자 및 회사의 동의 없이는 자기 또는 제3자의 계산으로 회사의 영업부류와 동일 또는 유사한 영업부류에 속하는 거래를 하거나 기업을 운영할 수 없다. </w:t>
+        <w:t xml:space="preserve">경업금지의무자는 회사에 재직하는 기간 동안 및 회사를 퇴사한 날로부터 {{s24}}년의 기간 동안 투자자 및 회사의 동의 없이는 자기 또는 제3자의 계산으로 회사의 영업부류와 동일 또는 유사한 영업부류에 속하는 거래를 하거나 기업을 운영할 수 없다. </w:t>
       </w:r>
     </w:p>
     <w:p>
@@ -7451,7 +7451,7 @@
         <w:rPr>
           <w:rtl w:val="0"/>
         </w:rPr>
-        <w:t xml:space="preserve">① 경업금지의무자가 본 약정을 위반하는 경우 경업을 함으로써 취득한 금원 내지 증권이 있는 경우에는 해당 금원 내지 증권을 투자자 또는 회사에게 지급 또는 교부하여야 하고, 이러한 금원 내지 증권이 금 [50,000,000]원에 못 미치는 경우 그 차액을, 경업을 함으로써 취득한 금원 내지 증권이 없는 경우에는 금 [50,000,000]원을 투자자 또는 회사에게 위약벌로서 지급하여야 한다. </w:t>
+        <w:t xml:space="preserve">① 경업금지의무자가 본 약정을 위반하는 경우 경업을 함으로써 취득한 금원 내지 증권이 있는 경우에는 해당 금원 내지 증권을 투자자 또는 회사에게 지급 또는 교부하여야 하고, 이러한 금원 내지 증권이 금 {{s25}}원에 못 미치는 경우 그 차액을, 경업을 함으로써 취득한 금원 내지 증권이 없는 경우에는 금 {{s25}}원을 투자자 또는 회사에게 위약벌로서 지급하여야 한다. </w:t>
       </w:r>
     </w:p>
     <w:p>

--- a/templates/safe-agreement.docx
+++ b/templates/safe-agreement.docx
@@ -1,5 +1,214 @@
 
-<file path=word/document.xml><?xml version="1.0" encoding="utf-8"?>
+<file path=customXML\item1.xml><?xml version="1.0" encoding="utf-8"?>
+<go:gDocsCustomXmlDataStorage xmlns:go="http://customooxmlschemas.google.com/" xmlns:r="http://schemas.openxmlformats.org/officeDocument/2006/relationships" uri="GoogleDocsCustomDataVersion2">
+  <go:docsCustomData xmlns:go="http://customooxmlschemas.google.com/" roundtripDataSignature="AMtx7miDnej3dRSC3n9BWKsVvp+xiCrr4A==">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</go:docsCustomData>
+</go:gDocsCustomXmlDataStorage>
+</file>
+
+<file path=customXML\itemProps1.xml><?xml version="1.0" encoding="utf-8"?>
+<ds:datastoreItem xmlns:ds="http://schemas.openxmlformats.org/officeDocument/2006/customXml" ds:itemID="{11111111-1234-1234-1234-123412341234}">
+  <ds:schemaRefs>
+    <ds:schemaRef ds:uri="http://schemas.openxmlformats.org/officeDocument/2006/relationships"/>
+    <ds:schemaRef ds:uri="http://customooxmlschemas.google.com/"/>
+  </ds:schemaRefs>
+</ds:datastoreItem>
+</file>
+
+<file path=docProps\core.xml><?xml version="1.0" encoding="utf-8"?>
+<cp:coreProperties xmlns:cp="http://schemas.openxmlformats.org/package/2006/metadata/core-properties" xmlns:dc="http://purl.org/dc/elements/1.1/" xmlns:dcterms="http://purl.org/dc/terms/" xmlns:dcmitype="http://purl.org/dc/dcmitype/" xmlns:xsi="http://www.w3.org/2001/XMLSchema-instance">
+  <dcterms:created xsi:type="dcterms:W3CDTF">2024-12-02T08:07:00Z</dcterms:created>
+  <dc:creator>표 민수</dc:creator>
+</cp:coreProperties>
+</file>
+
+<file path=word\comments.xml><?xml version="1.0" encoding="utf-8"?>
+<w:comments xmlns:mc="http://schemas.openxmlformats.org/markup-compatibility/2006" xmlns:o="urn:schemas-microsoft-com:office:office" xmlns:r="http://schemas.openxmlformats.org/officeDocument/2006/relationships" xmlns:m="http://schemas.openxmlformats.org/officeDocument/2006/math" xmlns:v="urn:schemas-microsoft-com:vml" xmlns:wp="http://schemas.openxmlformats.org/drawingml/2006/wordprocessingDrawing" xmlns:w10="urn:schemas-microsoft-com:office:word" xmlns:w="http://schemas.openxmlformats.org/wordprocessingml/2006/main" xmlns:wne="http://schemas.microsoft.com/office/word/2006/wordml" xmlns:sl="http://schemas.openxmlformats.org/schemaLibrary/2006/main" xmlns:a="http://schemas.openxmlformats.org/drawingml/2006/main" xmlns:pic="http://schemas.openxmlformats.org/drawingml/2006/picture" xmlns:c="http://schemas.openxmlformats.org/drawingml/2006/chart" xmlns:lc="http://schemas.openxmlformats.org/drawingml/2006/lockedCanvas" xmlns:dgm="http://schemas.openxmlformats.org/drawingml/2006/diagram" xmlns:wps="http://schemas.microsoft.com/office/word/2010/wordprocessingShape" xmlns:wpg="http://schemas.microsoft.com/office/word/2010/wordprocessingGroup" xmlns:w14="http://schemas.microsoft.com/office/word/2010/wordml" xmlns:w15="http://schemas.microsoft.com/office/word/2012/wordml" xmlns:w16="http://schemas.microsoft.com/office/word/2018/wordml" xmlns:w16cex="http://schemas.microsoft.com/office/word/2018/wordml/cex" xmlns:w16cid="http://schemas.microsoft.com/office/word/2016/wordml/cid" xmlns="http://schemas.microsoft.com/office/tasks/2019/documenttasks" xmlns:cr="http://schemas.microsoft.com/office/comments/2020/reactions">
+  <w:comment w:author="Heeyoon Lee" w:id="0" w:date="2024-12-02T08:09:53Z">
+    <w:p>
+      <w:pPr>
+        <w:keepNext w:val="0"/>
+        <w:keepLines w:val="0"/>
+        <w:pageBreakBefore w:val="0"/>
+        <w:widowControl w:val="0"/>
+        <w:pBdr>
+          <w:top w:space="0" w:sz="0" w:val="nil"/>
+          <w:left w:space="0" w:sz="0" w:val="nil"/>
+          <w:bottom w:space="0" w:sz="0" w:val="nil"/>
+          <w:right w:space="0" w:sz="0" w:val="nil"/>
+          <w:between w:space="0" w:sz="0" w:val="nil"/>
+        </w:pBdr>
+        <w:shd w:fill="auto" w:val="clear"/>
+        <w:spacing w:after="0" w:before="0" w:line="240" w:lineRule="auto"/>
+        <w:ind w:left="0" w:right="0" w:firstLine="0"/>
+        <w:jc w:val="left"/>
+        <w:rPr>
+          <w:rFonts w:ascii="Arial" w:cs="Arial" w:eastAsia="Arial" w:hAnsi="Arial"/>
+          <w:b w:val="0"/>
+          <w:i w:val="0"/>
+          <w:smallCaps w:val="0"/>
+          <w:strike w:val="0"/>
+          <w:color w:val="000000"/>
+          <w:sz w:val="22"/>
+          <w:szCs w:val="22"/>
+          <w:u w:val="none"/>
+          <w:shd w:fill="auto" w:val="clear"/>
+          <w:vertAlign w:val="baseline"/>
+        </w:rPr>
+      </w:pPr>
+      <w:sdt>
+        <w:sdtPr>
+          <w:tag w:val="goog_rdk_3"/>
+        </w:sdtPr>
+        <w:sdtContent>
+          <w:r>
+            <w:rPr>
+              <w:rFonts w:ascii="Arial Unicode MS" w:cs="Arial Unicode MS" w:eastAsia="Arial Unicode MS" w:hAnsi="Arial Unicode MS"/>
+              <w:b w:val="0"/>
+              <w:i w:val="0"/>
+              <w:smallCaps w:val="0"/>
+              <w:strike w:val="0"/>
+              <w:color w:val="000000"/>
+              <w:sz w:val="22"/>
+              <w:szCs w:val="22"/>
+              <w:u w:val="none"/>
+              <w:shd w:fill="auto" w:val="clear"/>
+              <w:vertAlign w:val="baseline"/>
+              <w:rtl w:val="0"/>
+            </w:rPr>
+            <w:t xml:space="preserve">해당 없을 시 표 삭제</w:t>
+          </w:r>
+        </w:sdtContent>
+      </w:sdt>
+    </w:p>
+  </w:comment>
+  <w:comment w:author="Heeyoon Lee" w:id="1" w:date="2024-12-02T08:09:53Z">
+    <w:p>
+      <w:pPr>
+        <w:keepNext w:val="0"/>
+        <w:keepLines w:val="0"/>
+        <w:pageBreakBefore w:val="0"/>
+        <w:widowControl w:val="0"/>
+        <w:pBdr>
+          <w:top w:space="0" w:sz="0" w:val="nil"/>
+          <w:left w:space="0" w:sz="0" w:val="nil"/>
+          <w:bottom w:space="0" w:sz="0" w:val="nil"/>
+          <w:right w:space="0" w:sz="0" w:val="nil"/>
+          <w:between w:space="0" w:sz="0" w:val="nil"/>
+        </w:pBdr>
+        <w:shd w:fill="auto" w:val="clear"/>
+        <w:spacing w:after="0" w:before="0" w:line="240" w:lineRule="auto"/>
+        <w:ind w:left="0" w:right="0" w:firstLine="0"/>
+        <w:jc w:val="left"/>
+        <w:rPr>
+          <w:rFonts w:ascii="Arial" w:cs="Arial" w:eastAsia="Arial" w:hAnsi="Arial"/>
+          <w:b w:val="0"/>
+          <w:i w:val="0"/>
+          <w:smallCaps w:val="0"/>
+          <w:strike w:val="0"/>
+          <w:color w:val="000000"/>
+          <w:sz w:val="22"/>
+          <w:szCs w:val="22"/>
+          <w:u w:val="none"/>
+          <w:shd w:fill="auto" w:val="clear"/>
+          <w:vertAlign w:val="baseline"/>
+        </w:rPr>
+      </w:pPr>
+      <w:sdt>
+        <w:sdtPr>
+          <w:tag w:val="goog_rdk_4"/>
+        </w:sdtPr>
+        <w:sdtContent>
+          <w:r>
+            <w:rPr>
+              <w:rFonts w:ascii="Arial Unicode MS" w:cs="Arial Unicode MS" w:eastAsia="Arial Unicode MS" w:hAnsi="Arial Unicode MS"/>
+              <w:b w:val="0"/>
+              <w:i w:val="0"/>
+              <w:smallCaps w:val="0"/>
+              <w:strike w:val="0"/>
+              <w:color w:val="000000"/>
+              <w:sz w:val="22"/>
+              <w:szCs w:val="22"/>
+              <w:u w:val="none"/>
+              <w:shd w:fill="auto" w:val="clear"/>
+              <w:vertAlign w:val="baseline"/>
+              <w:rtl w:val="0"/>
+            </w:rPr>
+            <w:t xml:space="preserve">해당 없을 시 표 삭제</w:t>
+          </w:r>
+        </w:sdtContent>
+      </w:sdt>
+    </w:p>
+  </w:comment>
+  <w:comment w:author="Heeyoon Lee" w:id="2" w:date="2024-12-02T08:09:53Z">
+    <w:p>
+      <w:pPr>
+        <w:keepNext w:val="0"/>
+        <w:keepLines w:val="0"/>
+        <w:pageBreakBefore w:val="0"/>
+        <w:widowControl w:val="0"/>
+        <w:pBdr>
+          <w:top w:space="0" w:sz="0" w:val="nil"/>
+          <w:left w:space="0" w:sz="0" w:val="nil"/>
+          <w:bottom w:space="0" w:sz="0" w:val="nil"/>
+          <w:right w:space="0" w:sz="0" w:val="nil"/>
+          <w:between w:space="0" w:sz="0" w:val="nil"/>
+        </w:pBdr>
+        <w:shd w:fill="auto" w:val="clear"/>
+        <w:spacing w:after="0" w:before="0" w:line="240" w:lineRule="auto"/>
+        <w:ind w:left="0" w:right="0" w:firstLine="0"/>
+        <w:jc w:val="left"/>
+        <w:rPr>
+          <w:rFonts w:ascii="Arial" w:cs="Arial" w:eastAsia="Arial" w:hAnsi="Arial"/>
+          <w:b w:val="0"/>
+          <w:i w:val="0"/>
+          <w:smallCaps w:val="0"/>
+          <w:strike w:val="0"/>
+          <w:color w:val="000000"/>
+          <w:sz w:val="22"/>
+          <w:szCs w:val="22"/>
+          <w:u w:val="none"/>
+          <w:shd w:fill="auto" w:val="clear"/>
+          <w:vertAlign w:val="baseline"/>
+        </w:rPr>
+      </w:pPr>
+      <w:sdt>
+        <w:sdtPr>
+          <w:tag w:val="goog_rdk_5"/>
+        </w:sdtPr>
+        <w:sdtContent>
+          <w:r>
+            <w:rPr>
+              <w:rFonts w:ascii="Arial Unicode MS" w:cs="Arial Unicode MS" w:eastAsia="Arial Unicode MS" w:hAnsi="Arial Unicode MS"/>
+              <w:b w:val="0"/>
+              <w:i w:val="0"/>
+              <w:smallCaps w:val="0"/>
+              <w:strike w:val="0"/>
+              <w:color w:val="000000"/>
+              <w:sz w:val="22"/>
+              <w:szCs w:val="22"/>
+              <w:u w:val="none"/>
+              <w:shd w:fill="auto" w:val="clear"/>
+              <w:vertAlign w:val="baseline"/>
+              <w:rtl w:val="0"/>
+            </w:rPr>
+            <w:t xml:space="preserve">해당 없을 시 표 삭제</w:t>
+          </w:r>
+        </w:sdtContent>
+      </w:sdt>
+    </w:p>
+  </w:comment>
+</w:comments>
+</file>
+
+<file path=word\commentsExtended.xml><?xml version="1.0" encoding="utf-8"?>
+<w15:commentsEx xmlns:mc="http://schemas.openxmlformats.org/markup-compatibility/2006" xmlns:o="urn:schemas-microsoft-com:office:office" xmlns:r="http://schemas.openxmlformats.org/officeDocument/2006/relationships" xmlns:m="http://schemas.openxmlformats.org/officeDocument/2006/math" xmlns:v="urn:schemas-microsoft-com:vml" xmlns:wp="http://schemas.openxmlformats.org/drawingml/2006/wordprocessingDrawing" xmlns:w10="urn:schemas-microsoft-com:office:word" xmlns:w="http://schemas.openxmlformats.org/wordprocessingml/2006/main" xmlns:wne="http://schemas.microsoft.com/office/word/2006/wordml" xmlns:sl="http://schemas.openxmlformats.org/schemaLibrary/2006/main" xmlns:a="http://schemas.openxmlformats.org/drawingml/2006/main" xmlns:pic="http://schemas.openxmlformats.org/drawingml/2006/picture" xmlns:c="http://schemas.openxmlformats.org/drawingml/2006/chart" xmlns:lc="http://schemas.openxmlformats.org/drawingml/2006/lockedCanvas" xmlns:dgm="http://schemas.openxmlformats.org/drawingml/2006/diagram" xmlns:wps="http://schemas.microsoft.com/office/word/2010/wordprocessingShape" xmlns:wpg="http://schemas.microsoft.com/office/word/2010/wordprocessingGroup" xmlns:w14="http://schemas.microsoft.com/office/word/2010/wordml" xmlns:w15="http://schemas.microsoft.com/office/word/2012/wordml" xmlns:w16="http://schemas.microsoft.com/office/word/2018/wordml" xmlns:w16cex="http://schemas.microsoft.com/office/word/2018/wordml/cex" xmlns:w16cid="http://schemas.microsoft.com/office/word/2016/wordml/cid" xmlns="http://schemas.microsoft.com/office/tasks/2019/documenttasks" xmlns:cr="http://schemas.microsoft.com/office/comments/2020/reactions">
+  <w15:commentEx w15:paraId="0000014E" w15:done="0"/>
+  <w15:commentEx w15:paraId="0000014F" w15:done="0"/>
+  <w15:commentEx w15:paraId="00000150" w15:done="0"/>
+</w15:commentsEx>
+</file>
+
+<file path=word\document.xml><?xml version="1.0" encoding="utf-8"?>
 <w:document xmlns:mc="http://schemas.openxmlformats.org/markup-compatibility/2006" xmlns:o="urn:schemas-microsoft-com:office:office" xmlns:r="http://schemas.openxmlformats.org/officeDocument/2006/relationships" xmlns:m="http://schemas.openxmlformats.org/officeDocument/2006/math" xmlns:v="urn:schemas-microsoft-com:vml" xmlns:wp="http://schemas.openxmlformats.org/drawingml/2006/wordprocessingDrawing" xmlns:w10="urn:schemas-microsoft-com:office:word" xmlns:w="http://schemas.openxmlformats.org/wordprocessingml/2006/main" xmlns:wne="http://schemas.microsoft.com/office/word/2006/wordml" xmlns:sl="http://schemas.openxmlformats.org/schemaLibrary/2006/main" xmlns:a="http://schemas.openxmlformats.org/drawingml/2006/main" xmlns:pic="http://schemas.openxmlformats.org/drawingml/2006/picture" xmlns:c="http://schemas.openxmlformats.org/drawingml/2006/chart" xmlns:lc="http://schemas.openxmlformats.org/drawingml/2006/lockedCanvas" xmlns:dgm="http://schemas.openxmlformats.org/drawingml/2006/diagram" xmlns:wps="http://schemas.microsoft.com/office/word/2010/wordprocessingShape" xmlns:wpg="http://schemas.microsoft.com/office/word/2010/wordprocessingGroup" xmlns:w14="http://schemas.microsoft.com/office/word/2010/wordml" xmlns:w15="http://schemas.microsoft.com/office/word/2012/wordml" xmlns:w16="http://schemas.microsoft.com/office/word/2018/wordml" xmlns:w16cex="http://schemas.microsoft.com/office/word/2018/wordml/cex" xmlns:w16cid="http://schemas.microsoft.com/office/word/2016/wordml/cid" xmlns="http://schemas.microsoft.com/office/tasks/2019/documenttasks" xmlns:cr="http://schemas.microsoft.com/office/comments/2020/reactions">
   <w:body>
     <w:p>
@@ -781,6 +990,7 @@
               <w:rPr>
                 <w:rtl w:val="0"/>
               </w:rPr>
+              <w:t xml:space="preserve">{{s36}}년 {{s37}}월 {{s38}}일</w:t>
             </w:r>
           </w:p>
         </w:tc>
@@ -850,7 +1060,7 @@
               <w:rPr>
                 <w:rtl w:val="0"/>
               </w:rPr>
-              <w:t xml:space="preserve">(예금주: {{s8}} )</w:t>
+              <w:t xml:space="preserve">은행: {{s34}} 계좌번호: {{s35}} (예금주: {{s8}} )</w:t>
             </w:r>
           </w:p>
         </w:tc>
@@ -1192,7 +1402,7 @@
           <w:highlight w:val="yellow"/>
           <w:rtl w:val="0"/>
         </w:rPr>
-        <w:t xml:space="preserve">60일 이내</w:t>
+        <w:t xml:space="preserve">{{s39}}일 이내</w:t>
       </w:r>
       <w:r>
         <w:rPr>
@@ -1240,7 +1450,7 @@
           <w:highlight w:val="yellow"/>
           <w:rtl w:val="0"/>
         </w:rPr>
-        <w:t xml:space="preserve">45일 이내</w:t>
+        <w:t xml:space="preserve">{{s40}}일 이내</w:t>
       </w:r>
       <w:r>
         <w:rPr>
@@ -4451,6 +4661,7 @@
               <w:rPr>
                 <w:rtl w:val="0"/>
               </w:rPr>
+              <w:t xml:space="preserve">{{s27}}</w:t>
             </w:r>
           </w:p>
         </w:tc>
@@ -4507,6 +4718,7 @@
               <w:rPr>
                 <w:rtl w:val="0"/>
               </w:rPr>
+              <w:t xml:space="preserve">{{s30}}</w:t>
             </w:r>
           </w:p>
         </w:tc>
@@ -4744,6 +4956,7 @@
               <w:rPr>
                 <w:rtl w:val="0"/>
               </w:rPr>
+              <w:t xml:space="preserve">{{s31}}</w:t>
             </w:r>
           </w:p>
         </w:tc>
@@ -6543,6 +6756,7 @@
               <w:rPr>
                 <w:rtl w:val="0"/>
               </w:rPr>
+              <w:t xml:space="preserve">{{s28}}</w:t>
             </w:r>
           </w:p>
         </w:tc>
@@ -6570,6 +6784,7 @@
               <w:rPr>
                 <w:rtl w:val="0"/>
               </w:rPr>
+              <w:t xml:space="preserve">{{s33}}</w:t>
             </w:r>
           </w:p>
         </w:tc>
@@ -6597,6 +6812,7 @@
               <w:rPr>
                 <w:rtl w:val="0"/>
               </w:rPr>
+              <w:t xml:space="preserve">{{s32}}</w:t>
             </w:r>
           </w:p>
         </w:tc>
@@ -7130,6 +7346,7 @@
               <w:rPr>
                 <w:rtl w:val="0"/>
               </w:rPr>
+              <w:t xml:space="preserve">{{s29}}</w:t>
             </w:r>
           </w:p>
         </w:tc>
@@ -7495,194 +7712,16 @@
 </w:document>
 </file>
 
-<file path=word/comments.xml><?xml version="1.0" encoding="utf-8"?>
-<w:comments xmlns:mc="http://schemas.openxmlformats.org/markup-compatibility/2006" xmlns:o="urn:schemas-microsoft-com:office:office" xmlns:r="http://schemas.openxmlformats.org/officeDocument/2006/relationships" xmlns:m="http://schemas.openxmlformats.org/officeDocument/2006/math" xmlns:v="urn:schemas-microsoft-com:vml" xmlns:wp="http://schemas.openxmlformats.org/drawingml/2006/wordprocessingDrawing" xmlns:w10="urn:schemas-microsoft-com:office:word" xmlns:w="http://schemas.openxmlformats.org/wordprocessingml/2006/main" xmlns:wne="http://schemas.microsoft.com/office/word/2006/wordml" xmlns:sl="http://schemas.openxmlformats.org/schemaLibrary/2006/main" xmlns:a="http://schemas.openxmlformats.org/drawingml/2006/main" xmlns:pic="http://schemas.openxmlformats.org/drawingml/2006/picture" xmlns:c="http://schemas.openxmlformats.org/drawingml/2006/chart" xmlns:lc="http://schemas.openxmlformats.org/drawingml/2006/lockedCanvas" xmlns:dgm="http://schemas.openxmlformats.org/drawingml/2006/diagram" xmlns:wps="http://schemas.microsoft.com/office/word/2010/wordprocessingShape" xmlns:wpg="http://schemas.microsoft.com/office/word/2010/wordprocessingGroup" xmlns:w14="http://schemas.microsoft.com/office/word/2010/wordml" xmlns:w15="http://schemas.microsoft.com/office/word/2012/wordml" xmlns:w16="http://schemas.microsoft.com/office/word/2018/wordml" xmlns:w16cex="http://schemas.microsoft.com/office/word/2018/wordml/cex" xmlns:w16cid="http://schemas.microsoft.com/office/word/2016/wordml/cid" xmlns="http://schemas.microsoft.com/office/tasks/2019/documenttasks" xmlns:cr="http://schemas.microsoft.com/office/comments/2020/reactions">
-  <w:comment w:author="Heeyoon Lee" w:id="0" w:date="2024-12-02T08:09:53Z">
-    <w:p>
-      <w:pPr>
-        <w:keepNext w:val="0"/>
-        <w:keepLines w:val="0"/>
-        <w:pageBreakBefore w:val="0"/>
-        <w:widowControl w:val="0"/>
-        <w:pBdr>
-          <w:top w:space="0" w:sz="0" w:val="nil"/>
-          <w:left w:space="0" w:sz="0" w:val="nil"/>
-          <w:bottom w:space="0" w:sz="0" w:val="nil"/>
-          <w:right w:space="0" w:sz="0" w:val="nil"/>
-          <w:between w:space="0" w:sz="0" w:val="nil"/>
-        </w:pBdr>
-        <w:shd w:fill="auto" w:val="clear"/>
-        <w:spacing w:after="0" w:before="0" w:line="240" w:lineRule="auto"/>
-        <w:ind w:left="0" w:right="0" w:firstLine="0"/>
-        <w:jc w:val="left"/>
-        <w:rPr>
-          <w:rFonts w:ascii="Arial" w:cs="Arial" w:eastAsia="Arial" w:hAnsi="Arial"/>
-          <w:b w:val="0"/>
-          <w:i w:val="0"/>
-          <w:smallCaps w:val="0"/>
-          <w:strike w:val="0"/>
-          <w:color w:val="000000"/>
-          <w:sz w:val="22"/>
-          <w:szCs w:val="22"/>
-          <w:u w:val="none"/>
-          <w:shd w:fill="auto" w:val="clear"/>
-          <w:vertAlign w:val="baseline"/>
-        </w:rPr>
-      </w:pPr>
-      <w:sdt>
-        <w:sdtPr>
-          <w:tag w:val="goog_rdk_3"/>
-        </w:sdtPr>
-        <w:sdtContent>
-          <w:r>
-            <w:rPr>
-              <w:rFonts w:ascii="Arial Unicode MS" w:cs="Arial Unicode MS" w:eastAsia="Arial Unicode MS" w:hAnsi="Arial Unicode MS"/>
-              <w:b w:val="0"/>
-              <w:i w:val="0"/>
-              <w:smallCaps w:val="0"/>
-              <w:strike w:val="0"/>
-              <w:color w:val="000000"/>
-              <w:sz w:val="22"/>
-              <w:szCs w:val="22"/>
-              <w:u w:val="none"/>
-              <w:shd w:fill="auto" w:val="clear"/>
-              <w:vertAlign w:val="baseline"/>
-              <w:rtl w:val="0"/>
-            </w:rPr>
-            <w:t xml:space="preserve">해당 없을 시 표 삭제</w:t>
-          </w:r>
-        </w:sdtContent>
-      </w:sdt>
-    </w:p>
-  </w:comment>
-  <w:comment w:author="Heeyoon Lee" w:id="1" w:date="2024-12-02T08:09:53Z">
-    <w:p>
-      <w:pPr>
-        <w:keepNext w:val="0"/>
-        <w:keepLines w:val="0"/>
-        <w:pageBreakBefore w:val="0"/>
-        <w:widowControl w:val="0"/>
-        <w:pBdr>
-          <w:top w:space="0" w:sz="0" w:val="nil"/>
-          <w:left w:space="0" w:sz="0" w:val="nil"/>
-          <w:bottom w:space="0" w:sz="0" w:val="nil"/>
-          <w:right w:space="0" w:sz="0" w:val="nil"/>
-          <w:between w:space="0" w:sz="0" w:val="nil"/>
-        </w:pBdr>
-        <w:shd w:fill="auto" w:val="clear"/>
-        <w:spacing w:after="0" w:before="0" w:line="240" w:lineRule="auto"/>
-        <w:ind w:left="0" w:right="0" w:firstLine="0"/>
-        <w:jc w:val="left"/>
-        <w:rPr>
-          <w:rFonts w:ascii="Arial" w:cs="Arial" w:eastAsia="Arial" w:hAnsi="Arial"/>
-          <w:b w:val="0"/>
-          <w:i w:val="0"/>
-          <w:smallCaps w:val="0"/>
-          <w:strike w:val="0"/>
-          <w:color w:val="000000"/>
-          <w:sz w:val="22"/>
-          <w:szCs w:val="22"/>
-          <w:u w:val="none"/>
-          <w:shd w:fill="auto" w:val="clear"/>
-          <w:vertAlign w:val="baseline"/>
-        </w:rPr>
-      </w:pPr>
-      <w:sdt>
-        <w:sdtPr>
-          <w:tag w:val="goog_rdk_4"/>
-        </w:sdtPr>
-        <w:sdtContent>
-          <w:r>
-            <w:rPr>
-              <w:rFonts w:ascii="Arial Unicode MS" w:cs="Arial Unicode MS" w:eastAsia="Arial Unicode MS" w:hAnsi="Arial Unicode MS"/>
-              <w:b w:val="0"/>
-              <w:i w:val="0"/>
-              <w:smallCaps w:val="0"/>
-              <w:strike w:val="0"/>
-              <w:color w:val="000000"/>
-              <w:sz w:val="22"/>
-              <w:szCs w:val="22"/>
-              <w:u w:val="none"/>
-              <w:shd w:fill="auto" w:val="clear"/>
-              <w:vertAlign w:val="baseline"/>
-              <w:rtl w:val="0"/>
-            </w:rPr>
-            <w:t xml:space="preserve">해당 없을 시 표 삭제</w:t>
-          </w:r>
-        </w:sdtContent>
-      </w:sdt>
-    </w:p>
-  </w:comment>
-  <w:comment w:author="Heeyoon Lee" w:id="2" w:date="2024-12-02T08:09:53Z">
-    <w:p>
-      <w:pPr>
-        <w:keepNext w:val="0"/>
-        <w:keepLines w:val="0"/>
-        <w:pageBreakBefore w:val="0"/>
-        <w:widowControl w:val="0"/>
-        <w:pBdr>
-          <w:top w:space="0" w:sz="0" w:val="nil"/>
-          <w:left w:space="0" w:sz="0" w:val="nil"/>
-          <w:bottom w:space="0" w:sz="0" w:val="nil"/>
-          <w:right w:space="0" w:sz="0" w:val="nil"/>
-          <w:between w:space="0" w:sz="0" w:val="nil"/>
-        </w:pBdr>
-        <w:shd w:fill="auto" w:val="clear"/>
-        <w:spacing w:after="0" w:before="0" w:line="240" w:lineRule="auto"/>
-        <w:ind w:left="0" w:right="0" w:firstLine="0"/>
-        <w:jc w:val="left"/>
-        <w:rPr>
-          <w:rFonts w:ascii="Arial" w:cs="Arial" w:eastAsia="Arial" w:hAnsi="Arial"/>
-          <w:b w:val="0"/>
-          <w:i w:val="0"/>
-          <w:smallCaps w:val="0"/>
-          <w:strike w:val="0"/>
-          <w:color w:val="000000"/>
-          <w:sz w:val="22"/>
-          <w:szCs w:val="22"/>
-          <w:u w:val="none"/>
-          <w:shd w:fill="auto" w:val="clear"/>
-          <w:vertAlign w:val="baseline"/>
-        </w:rPr>
-      </w:pPr>
-      <w:sdt>
-        <w:sdtPr>
-          <w:tag w:val="goog_rdk_5"/>
-        </w:sdtPr>
-        <w:sdtContent>
-          <w:r>
-            <w:rPr>
-              <w:rFonts w:ascii="Arial Unicode MS" w:cs="Arial Unicode MS" w:eastAsia="Arial Unicode MS" w:hAnsi="Arial Unicode MS"/>
-              <w:b w:val="0"/>
-              <w:i w:val="0"/>
-              <w:smallCaps w:val="0"/>
-              <w:strike w:val="0"/>
-              <w:color w:val="000000"/>
-              <w:sz w:val="22"/>
-              <w:szCs w:val="22"/>
-              <w:u w:val="none"/>
-              <w:shd w:fill="auto" w:val="clear"/>
-              <w:vertAlign w:val="baseline"/>
-              <w:rtl w:val="0"/>
-            </w:rPr>
-            <w:t xml:space="preserve">해당 없을 시 표 삭제</w:t>
-          </w:r>
-        </w:sdtContent>
-      </w:sdt>
-    </w:p>
-  </w:comment>
-</w:comments>
+<file path=word\fontTable.xml><?xml version="1.0" encoding="utf-8"?>
+<w:fonts xmlns:mc="http://schemas.openxmlformats.org/markup-compatibility/2006" xmlns:o="urn:schemas-microsoft-com:office:office" xmlns:r="http://schemas.openxmlformats.org/officeDocument/2006/relationships" xmlns:m="http://schemas.openxmlformats.org/officeDocument/2006/math" xmlns:v="urn:schemas-microsoft-com:vml" xmlns:wp="http://schemas.openxmlformats.org/drawingml/2006/wordprocessingDrawing" xmlns:w10="urn:schemas-microsoft-com:office:word" xmlns:w="http://schemas.openxmlformats.org/wordprocessingml/2006/main" xmlns:wne="http://schemas.microsoft.com/office/word/2006/wordml" xmlns:sl="http://schemas.openxmlformats.org/schemaLibrary/2006/main" xmlns:a="http://schemas.openxmlformats.org/drawingml/2006/main" xmlns:pic="http://schemas.openxmlformats.org/drawingml/2006/picture" xmlns:c="http://schemas.openxmlformats.org/drawingml/2006/chart" xmlns:lc="http://schemas.openxmlformats.org/drawingml/2006/lockedCanvas" xmlns:dgm="http://schemas.openxmlformats.org/drawingml/2006/diagram" xmlns:wps="http://schemas.microsoft.com/office/word/2010/wordprocessingShape" xmlns:wpg="http://schemas.microsoft.com/office/word/2010/wordprocessingGroup" xmlns:w14="http://schemas.microsoft.com/office/word/2010/wordml" xmlns:w15="http://schemas.microsoft.com/office/word/2012/wordml" xmlns:w16="http://schemas.microsoft.com/office/word/2018/wordml" xmlns:w16cex="http://schemas.microsoft.com/office/word/2018/wordml/cex" xmlns:w16cid="http://schemas.microsoft.com/office/word/2016/wordml/cid" xmlns="http://schemas.microsoft.com/office/tasks/2019/documenttasks" xmlns:cr="http://schemas.microsoft.com/office/comments/2020/reactions">
+  <w:font w:name="Malgun Gothic"/>
+  <w:font w:name="Microsoft JhengHei"/>
+  <w:font w:name="Arial"/>
+  <w:font w:name="Arial Unicode MS"/>
+</w:fonts>
 </file>
 
-<file path=word/commentsExtended.xml><?xml version="1.0" encoding="utf-8"?>
-<w15:commentsEx xmlns:mc="http://schemas.openxmlformats.org/markup-compatibility/2006" xmlns:o="urn:schemas-microsoft-com:office:office" xmlns:r="http://schemas.openxmlformats.org/officeDocument/2006/relationships" xmlns:m="http://schemas.openxmlformats.org/officeDocument/2006/math" xmlns:v="urn:schemas-microsoft-com:vml" xmlns:wp="http://schemas.openxmlformats.org/drawingml/2006/wordprocessingDrawing" xmlns:w10="urn:schemas-microsoft-com:office:word" xmlns:w="http://schemas.openxmlformats.org/wordprocessingml/2006/main" xmlns:wne="http://schemas.microsoft.com/office/word/2006/wordml" xmlns:sl="http://schemas.openxmlformats.org/schemaLibrary/2006/main" xmlns:a="http://schemas.openxmlformats.org/drawingml/2006/main" xmlns:pic="http://schemas.openxmlformats.org/drawingml/2006/picture" xmlns:c="http://schemas.openxmlformats.org/drawingml/2006/chart" xmlns:lc="http://schemas.openxmlformats.org/drawingml/2006/lockedCanvas" xmlns:dgm="http://schemas.openxmlformats.org/drawingml/2006/diagram" xmlns:wps="http://schemas.microsoft.com/office/word/2010/wordprocessingShape" xmlns:wpg="http://schemas.microsoft.com/office/word/2010/wordprocessingGroup" xmlns:w14="http://schemas.microsoft.com/office/word/2010/wordml" xmlns:w15="http://schemas.microsoft.com/office/word/2012/wordml" xmlns:w16="http://schemas.microsoft.com/office/word/2018/wordml" xmlns:w16cex="http://schemas.microsoft.com/office/word/2018/wordml/cex" xmlns:w16cid="http://schemas.microsoft.com/office/word/2016/wordml/cid" xmlns="http://schemas.microsoft.com/office/tasks/2019/documenttasks" xmlns:cr="http://schemas.microsoft.com/office/comments/2020/reactions">
-  <w15:commentEx w15:paraId="0000014E" w15:done="0"/>
-  <w15:commentEx w15:paraId="0000014F" w15:done="0"/>
-  <w15:commentEx w15:paraId="00000150" w15:done="0"/>
-</w15:commentsEx>
-</file>
-
-<file path=word/numbering.xml><?xml version="1.0" encoding="utf-8"?>
+<file path=word\numbering.xml><?xml version="1.0" encoding="utf-8"?>
 <w:numbering xmlns:mc="http://schemas.openxmlformats.org/markup-compatibility/2006" xmlns:o="urn:schemas-microsoft-com:office:office" xmlns:r="http://schemas.openxmlformats.org/officeDocument/2006/relationships" xmlns:m="http://schemas.openxmlformats.org/officeDocument/2006/math" xmlns:v="urn:schemas-microsoft-com:vml" xmlns:wp="http://schemas.openxmlformats.org/drawingml/2006/wordprocessingDrawing" xmlns:w10="urn:schemas-microsoft-com:office:word" xmlns:w="http://schemas.openxmlformats.org/wordprocessingml/2006/main" xmlns:wne="http://schemas.microsoft.com/office/word/2006/wordml" xmlns:sl="http://schemas.openxmlformats.org/schemaLibrary/2006/main" xmlns:a="http://schemas.openxmlformats.org/drawingml/2006/main" xmlns:pic="http://schemas.openxmlformats.org/drawingml/2006/picture" xmlns:c="http://schemas.openxmlformats.org/drawingml/2006/chart" xmlns:lc="http://schemas.openxmlformats.org/drawingml/2006/lockedCanvas" xmlns:dgm="http://schemas.openxmlformats.org/drawingml/2006/diagram" xmlns:wps="http://schemas.microsoft.com/office/word/2010/wordprocessingShape" xmlns:wpg="http://schemas.microsoft.com/office/word/2010/wordprocessingGroup" xmlns:w14="http://schemas.microsoft.com/office/word/2010/wordml" xmlns:w15="http://schemas.microsoft.com/office/word/2012/wordml" xmlns:w16="http://schemas.microsoft.com/office/word/2018/wordml" xmlns:w16cex="http://schemas.microsoft.com/office/word/2018/wordml/cex" xmlns:w16cid="http://schemas.microsoft.com/office/word/2016/wordml/cid" xmlns="http://schemas.microsoft.com/office/tasks/2019/documenttasks" xmlns:cr="http://schemas.microsoft.com/office/comments/2020/reactions">
   <w:abstractNum w:abstractNumId="1">
     <w:lvl w:ilvl="0">
@@ -7782,7 +7821,17 @@
 </w:numbering>
 </file>
 
-<file path=word/styles.xml><?xml version="1.0" encoding="utf-8"?>
+<file path=word\settings.xml><?xml version="1.0" encoding="utf-8"?>
+<w:settings xmlns:mc="http://schemas.openxmlformats.org/markup-compatibility/2006" xmlns:o="urn:schemas-microsoft-com:office:office" xmlns:r="http://schemas.openxmlformats.org/officeDocument/2006/relationships" xmlns:m="http://schemas.openxmlformats.org/officeDocument/2006/math" xmlns:v="urn:schemas-microsoft-com:vml" xmlns:wp="http://schemas.openxmlformats.org/drawingml/2006/wordprocessingDrawing" xmlns:w10="urn:schemas-microsoft-com:office:word" xmlns:w="http://schemas.openxmlformats.org/wordprocessingml/2006/main" xmlns:wne="http://schemas.microsoft.com/office/word/2006/wordml" xmlns:sl="http://schemas.openxmlformats.org/schemaLibrary/2006/main" xmlns:a="http://schemas.openxmlformats.org/drawingml/2006/main" xmlns:pic="http://schemas.openxmlformats.org/drawingml/2006/picture" xmlns:c="http://schemas.openxmlformats.org/drawingml/2006/chart" xmlns:lc="http://schemas.openxmlformats.org/drawingml/2006/lockedCanvas" xmlns:dgm="http://schemas.openxmlformats.org/drawingml/2006/diagram" xmlns:wps="http://schemas.microsoft.com/office/word/2010/wordprocessingShape" xmlns:wpg="http://schemas.microsoft.com/office/word/2010/wordprocessingGroup" xmlns:w14="http://schemas.microsoft.com/office/word/2010/wordml" xmlns:w15="http://schemas.microsoft.com/office/word/2012/wordml" xmlns:w16="http://schemas.microsoft.com/office/word/2018/wordml" xmlns:w16cex="http://schemas.microsoft.com/office/word/2018/wordml/cex" xmlns:w16cid="http://schemas.microsoft.com/office/word/2016/wordml/cid" xmlns="http://schemas.microsoft.com/office/tasks/2019/documenttasks" xmlns:cr="http://schemas.microsoft.com/office/comments/2020/reactions">
+  <w:defaultTabStop w:val="720"/>
+  <w:compat>
+    <w:compatSetting w:val="15" w:name="compatibilityMode" w:uri="http://schemas.microsoft.com/office/word"/>
+  </w:compat>
+  <w:clrSchemeMapping w:bg1="light1" w:t1="dark1" w:bg2="light2" w:t2="dark2" w:accent1="accent1" w:accent2="accent2" w:accent3="accent3" w:accent4="accent4" w:accent5="accent5" w:accent6="accent6" w:hyperlink="hyperlink" w:followedHyperlink="followedHyperlink"/>
+</w:settings>
+</file>
+
+<file path=word\styles.xml><?xml version="1.0" encoding="utf-8"?>
 <w:styles xmlns:mc="http://schemas.openxmlformats.org/markup-compatibility/2006" xmlns:o="urn:schemas-microsoft-com:office:office" xmlns:r="http://schemas.openxmlformats.org/officeDocument/2006/relationships" xmlns:m="http://schemas.openxmlformats.org/officeDocument/2006/math" xmlns:v="urn:schemas-microsoft-com:vml" xmlns:wp="http://schemas.openxmlformats.org/drawingml/2006/wordprocessingDrawing" xmlns:w10="urn:schemas-microsoft-com:office:word" xmlns:w="http://schemas.openxmlformats.org/wordprocessingml/2006/main" xmlns:wne="http://schemas.microsoft.com/office/word/2006/wordml" xmlns:sl="http://schemas.openxmlformats.org/schemaLibrary/2006/main" xmlns:a="http://schemas.openxmlformats.org/drawingml/2006/main" xmlns:pic="http://schemas.openxmlformats.org/drawingml/2006/picture" xmlns:c="http://schemas.openxmlformats.org/drawingml/2006/chart" xmlns:lc="http://schemas.openxmlformats.org/drawingml/2006/lockedCanvas" xmlns:dgm="http://schemas.openxmlformats.org/drawingml/2006/diagram" xmlns:wps="http://schemas.microsoft.com/office/word/2010/wordprocessingShape" xmlns:wpg="http://schemas.microsoft.com/office/word/2010/wordprocessingGroup" xmlns:w14="http://schemas.microsoft.com/office/word/2010/wordml" xmlns:w15="http://schemas.microsoft.com/office/word/2012/wordml" xmlns:w16="http://schemas.microsoft.com/office/word/2018/wordml" xmlns:w16cex="http://schemas.microsoft.com/office/word/2018/wordml/cex" xmlns:w16cid="http://schemas.microsoft.com/office/word/2016/wordml/cid" xmlns="http://schemas.microsoft.com/office/tasks/2019/documenttasks" xmlns:cr="http://schemas.microsoft.com/office/comments/2020/reactions">
   <w:docDefaults>
     <w:rPrDefault>
@@ -8621,7 +8670,7 @@
 </w:styles>
 </file>
 
-<file path=word/theme/theme1.xml><?xml version="1.0" encoding="utf-8"?>
+<file path=word\theme\theme1.xml><?xml version="1.0" encoding="utf-8"?>
 <a:theme xmlns:a="http://schemas.openxmlformats.org/drawingml/2006/main" name="Office 테마">
   <a:themeElements>
     <a:clrScheme name="Office">
@@ -8914,19 +8963,4 @@
     </a:ext>
   </a:extLst>
 </a:theme>
-</file>
-
-<file path=customXML/item1.xml><?xml version="1.0" encoding="utf-8"?>
-<go:gDocsCustomXmlDataStorage xmlns:go="http://customooxmlschemas.google.com/" xmlns:r="http://schemas.openxmlformats.org/officeDocument/2006/relationships" uri="GoogleDocsCustomDataVersion2">
-  <go:docsCustomData xmlns:go="http://customooxmlschemas.google.com/" roundtripDataSignature="AMtx7miDnej3dRSC3n9BWKsVvp+xiCrr4A==">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</go:docsCustomData>
-</go:gDocsCustomXmlDataStorage>
-</file>
-
-<file path=customXML/itemProps1.xml><?xml version="1.0" encoding="utf-8"?>
-<ds:datastoreItem xmlns:ds="http://schemas.openxmlformats.org/officeDocument/2006/customXml" ds:itemID="{11111111-1234-1234-1234-123412341234}">
-  <ds:schemaRefs>
-    <ds:schemaRef ds:uri="http://schemas.openxmlformats.org/officeDocument/2006/relationships"/>
-    <ds:schemaRef ds:uri="http://customooxmlschemas.google.com/"/>
-  </ds:schemaRefs>
-</ds:datastoreItem>
 </file>